--- a/klagomål/A 41386-2023 FSC-klagomål.docx
+++ b/klagomål/A 41386-2023 FSC-klagomål.docx
@@ -708,7 +708,7 @@
     <w:r>
       <w:tab/>
       <w:tab/>
-      <w:t>2026-09-06</w:t>
+      <w:t>2026-09-07</w:t>
       <w:br/>
       <w:br/>
     </w:r>

--- a/klagomål/A 41386-2023 FSC-klagomål.docx
+++ b/klagomål/A 41386-2023 FSC-klagomål.docx
@@ -708,7 +708,7 @@
     <w:r>
       <w:tab/>
       <w:tab/>
-      <w:t>2026-09-07</w:t>
+      <w:t>2026-09-08</w:t>
       <w:br/>
       <w:br/>
     </w:r>

--- a/klagomål/A 41386-2023 FSC-klagomål.docx
+++ b/klagomål/A 41386-2023 FSC-klagomål.docx
@@ -708,7 +708,7 @@
     <w:r>
       <w:tab/>
       <w:tab/>
-      <w:t>2026-09-08</w:t>
+      <w:t>2026-09-09</w:t>
       <w:br/>
       <w:br/>
     </w:r>

--- a/klagomål/A 41386-2023 FSC-klagomål.docx
+++ b/klagomål/A 41386-2023 FSC-klagomål.docx
@@ -221,7 +221,7 @@
     </w:p>
     <w:p>
       <w:r>
-        <w:t>I avverkningsanmälan finns fynd av 2 naturvårdsarter, varav 1 är rödlistad, 1 är fridlyst och 1 är typisk (T): violmussling (NT, T) och vanlig padda (§6). Se Figur 1.</w:t>
+        <w:t>I avverkningsanmälan finns fynd av 5 naturvårdsarter, varav 3 är rödlistade, 1 är fridlyst, 3 är typiska (T) och 1 är signalart (S): talltagel (NT, T), vedflamlav (NT), violmussling (NT, T), nästlav (S, T) och vanlig padda (§6). Se Figur 1.</w:t>
       </w:r>
     </w:p>
     <w:p>
@@ -245,6 +245,46 @@
     <w:p>
       <w:r>
         <w:t>Nedan följer beskrivningar av de naturvårdsarter och fridlysta arter som har sina livsmiljöer och växtplatser i den avverkningsanmälda skogen. De påträffade naturvårdsarterna är ett tydligt kvitto på att det rör sig om en skog med höga naturvärden.</w:t>
+      </w:r>
+    </w:p>
+    <w:p>
+      <w:r>
+        <w:rPr>
+          <w:b/>
+        </w:rPr>
+        <w:t>Talltagel (NT)</w:t>
+      </w:r>
+      <w:r>
+        <w:t xml:space="preserve"> är en boreal art som förekommer på tall i äldre, öppna tallskogar. Den påverkas negativt av brist på kontinuitetsskog och minskningstakten bedöms vara nära gränsvärdet för Sårbar (VU). Talltagel är typisk art för </w:t>
+      </w:r>
+      <w:r>
+        <w:rPr>
+          <w:i/>
+        </w:rPr>
+        <w:t>9010 Taiga</w:t>
+      </w:r>
+      <w:r>
+        <w:t xml:space="preserve"> (SLU Artdatabanken, 2026).</w:t>
+      </w:r>
+    </w:p>
+    <w:p>
+      <w:r>
+        <w:rPr>
+          <w:b/>
+        </w:rPr>
+        <w:t>Vedflamlav (NT)</w:t>
+      </w:r>
+      <w:r>
+        <w:t xml:space="preserve"> växer på gammal hård och torr, exponerad kärnved av tall, främst på högstubbar i ljusöppna lägen, t.ex. vid och på myrar, sjökanter, i glesa hällmarkskogar och i brandpräglade tallnaturskogar. Substratet nyskapas i begränsad omfattning och arten är en utmärkt indikator på höga naturvärden i denna skogstyp. Tall- och barrblandskogar med naturskogskaraktär och spår av bränder har ofta höga biologiska värden och bör skyddas. På vedflamlavens bål kan den sällsynta spiklaven/parasiten </w:t>
+      </w:r>
+      <w:r>
+        <w:rPr>
+          <w:i/>
+        </w:rPr>
+        <w:t>Calicium ramboldiicola</w:t>
+      </w:r>
+      <w:r>
+        <w:t xml:space="preserve"> (VU) påträffas (SLU Artdatabanken, 2026).</w:t>
       </w:r>
     </w:p>
     <w:p>
@@ -301,6 +341,26 @@
       </w:r>
       <w:r>
         <w:t xml:space="preserve"> (SLU Artdatabanken, 2026; Nitare &amp; Skogsstyrelsen, 2019).</w:t>
+      </w:r>
+    </w:p>
+    <w:p>
+      <w:r>
+        <w:rPr>
+          <w:b/>
+        </w:rPr>
+        <w:t>Nästlav</w:t>
+      </w:r>
+      <w:r>
+        <w:t xml:space="preserve"> indikerar söder om den naturliga norrlandsgränsen äldre barrskogsområden med höga naturvärden där andra ovanliga nordliga barrskogsarter kan påträffas. Nästlav är typisk art för </w:t>
+      </w:r>
+      <w:r>
+        <w:rPr>
+          <w:i/>
+        </w:rPr>
+        <w:t xml:space="preserve">9010 Taiga </w:t>
+      </w:r>
+      <w:r>
+        <w:t>(Nitare &amp; Skogsstyrelsen, 2019; SLU Artdatabanken, 2025).</w:t>
       </w:r>
     </w:p>
     <w:p>
@@ -393,7 +453,7 @@
         <w:rPr>
           <w:i/>
         </w:rPr>
-        <w:t>I det avverkningsanmälda skogsområdet har 2 naturvårdsarter varav 1 rödlistade arter sina livsmiljöer och växtplatser.</w:t>
+        <w:t>I det avverkningsanmälda skogsområdet har 5 naturvårdsarter varav 3 rödlistade arter sina livsmiljöer och växtplatser.</w:t>
       </w:r>
     </w:p>
     <w:p>
@@ -708,7 +768,7 @@
     <w:r>
       <w:tab/>
       <w:tab/>
-      <w:t>2026-09-09</w:t>
+      <w:t>2026-09-10</w:t>
       <w:br/>
       <w:br/>
     </w:r>

--- a/klagomål/A 41386-2023 FSC-klagomål.docx
+++ b/klagomål/A 41386-2023 FSC-klagomål.docx
@@ -768,7 +768,7 @@
     <w:r>
       <w:tab/>
       <w:tab/>
-      <w:t>2026-09-10</w:t>
+      <w:t>2026-09-11</w:t>
       <w:br/>
       <w:br/>
     </w:r>

--- a/klagomål/A 41386-2023 FSC-klagomål.docx
+++ b/klagomål/A 41386-2023 FSC-klagomål.docx
@@ -768,7 +768,7 @@
     <w:r>
       <w:tab/>
       <w:tab/>
-      <w:t>2026-09-11</w:t>
+      <w:t>2026-09-12</w:t>
       <w:br/>
       <w:br/>
     </w:r>

--- a/klagomål/A 41386-2023 FSC-klagomål.docx
+++ b/klagomål/A 41386-2023 FSC-klagomål.docx
@@ -768,7 +768,7 @@
     <w:r>
       <w:tab/>
       <w:tab/>
-      <w:t>2026-09-12</w:t>
+      <w:t>2026-09-13</w:t>
       <w:br/>
       <w:br/>
     </w:r>
